--- a/docs/lista_louvores/Textos_Louvores/REDENÇÃO.docx
+++ b/docs/lista_louvores/Textos_Louvores/REDENÇÃO.docx
@@ -4,93 +4,61 @@
   <w:body>
     <w:p>
       <w:pPr>
-        <w:pStyle w:val="PargrafodaLista"/>
-        <w:numPr>
-          <w:ilvl w:val="0"/>
-          <w:numId w:val="2"/>
-        </w:numPr>
-        <w:spacing w:before="120" w:line="240" w:lineRule="auto"/>
-        <w:contextualSpacing w:val="0"/>
-        <w:rPr>
-          <w:rFonts w:ascii="Times New Roman" w:hAnsi="Times New Roman" w:cs="Times New Roman"/>
-          <w:b/>
-          <w:bCs/>
-          <w:color w:val="000000"/>
-          <w:sz w:val="24"/>
-          <w:szCs w:val="24"/>
-        </w:rPr>
-      </w:pPr>
-      <w:r>
-        <w:rPr>
-          <w:rFonts w:ascii="Times New Roman" w:hAnsi="Times New Roman" w:cs="Times New Roman"/>
-          <w:color w:val="000000"/>
-          <w:sz w:val="24"/>
-          <w:szCs w:val="24"/>
-        </w:rPr>
-        <w:t>Redenção</w:t>
+        <w:pStyle w:val="Ttulo1"/>
+        <w:rPr>
+          <w:b/>
+          <w:bCs/>
+        </w:rPr>
+      </w:pPr>
+      <w:r>
+        <w:t>REDENÇÃO</w:t>
       </w:r>
     </w:p>
     <w:p>
       <w:pPr>
-        <w:pStyle w:val="PargrafodaLista"/>
-        <w:numPr>
-          <w:ilvl w:val="0"/>
-          <w:numId w:val="1"/>
-        </w:numPr>
         <w:autoSpaceDE w:val="0"/>
         <w:autoSpaceDN w:val="0"/>
         <w:adjustRightInd w:val="0"/>
-        <w:spacing w:line="240" w:lineRule="auto"/>
-        <w:ind w:left="862" w:hanging="357"/>
-        <w:contextualSpacing w:val="0"/>
-        <w:rPr>
-          <w:rFonts w:ascii="Times New Roman" w:hAnsi="Times New Roman" w:cs="Times New Roman"/>
+        <w:rPr>
+          <w:rFonts w:ascii="Times New Roman" w:hAnsi="Times New Roman"/>
           <w:b/>
           <w:bCs/>
           <w:i/>
           <w:iCs/>
           <w:color w:val="1F1F1F"/>
-          <w:sz w:val="24"/>
-          <w:szCs w:val="24"/>
-        </w:rPr>
-      </w:pPr>
-      <w:r>
-        <w:rPr>
-          <w:rFonts w:ascii="Times New Roman" w:hAnsi="Times New Roman" w:cs="Times New Roman"/>
+        </w:rPr>
+      </w:pPr>
+      <w:r>
+        <w:rPr>
+          <w:rFonts w:ascii="Times New Roman" w:hAnsi="Times New Roman"/>
           <w:b/>
           <w:bCs/>
           <w:i/>
           <w:iCs/>
           <w:color w:val="1F1F1F"/>
-          <w:sz w:val="24"/>
-          <w:szCs w:val="24"/>
         </w:rPr>
         <w:t>Vivo hoje estou aqui</w:t>
       </w:r>
       <w:r>
         <w:rPr>
-          <w:rFonts w:ascii="Times New Roman" w:hAnsi="Times New Roman" w:cs="Times New Roman"/>
+          <w:rFonts w:ascii="Times New Roman" w:hAnsi="Times New Roman"/>
           <w:b/>
           <w:bCs/>
           <w:i/>
           <w:iCs/>
           <w:color w:val="1F1F1F"/>
-          <w:sz w:val="24"/>
-          <w:szCs w:val="24"/>
         </w:rPr>
         <w:br/>
         <w:t>Pois Ele decidiu me amar</w:t>
       </w:r>
       <w:r>
         <w:rPr>
-          <w:rFonts w:ascii="Times New Roman" w:hAnsi="Times New Roman" w:cs="Times New Roman"/>
+          <w:rFonts w:ascii="Times New Roman" w:hAnsi="Times New Roman"/>
           <w:b/>
           <w:bCs/>
           <w:i/>
           <w:iCs/>
           <w:color w:val="1F1F1F"/>
-          <w:sz w:val="24"/>
-          <w:szCs w:val="24"/>
         </w:rPr>
         <w:br/>
         <w:t>E então eu posso livre andar</w:t>
@@ -98,65 +66,49 @@
     </w:p>
     <w:p>
       <w:pPr>
-        <w:pStyle w:val="PargrafodaLista"/>
-        <w:numPr>
-          <w:ilvl w:val="0"/>
-          <w:numId w:val="1"/>
-        </w:numPr>
         <w:autoSpaceDE w:val="0"/>
         <w:autoSpaceDN w:val="0"/>
         <w:adjustRightInd w:val="0"/>
-        <w:spacing w:line="240" w:lineRule="auto"/>
-        <w:ind w:left="862" w:hanging="357"/>
-        <w:contextualSpacing w:val="0"/>
-        <w:rPr>
-          <w:rFonts w:ascii="Times New Roman" w:hAnsi="Times New Roman" w:cs="Times New Roman"/>
+        <w:rPr>
+          <w:rFonts w:ascii="Times New Roman" w:hAnsi="Times New Roman"/>
           <w:b/>
           <w:bCs/>
           <w:i/>
           <w:iCs/>
           <w:color w:val="1F1F1F"/>
-          <w:sz w:val="24"/>
-          <w:szCs w:val="24"/>
-        </w:rPr>
-      </w:pPr>
-      <w:r>
-        <w:rPr>
-          <w:rFonts w:ascii="Times New Roman" w:hAnsi="Times New Roman" w:cs="Times New Roman"/>
+        </w:rPr>
+      </w:pPr>
+      <w:r>
+        <w:rPr>
+          <w:rFonts w:ascii="Times New Roman" w:hAnsi="Times New Roman"/>
           <w:b/>
           <w:bCs/>
           <w:i/>
           <w:iCs/>
           <w:color w:val="1F1F1F"/>
-          <w:sz w:val="24"/>
-          <w:szCs w:val="24"/>
         </w:rPr>
         <w:t>O Seu sangue sobre mim</w:t>
       </w:r>
       <w:r>
         <w:rPr>
-          <w:rFonts w:ascii="Times New Roman" w:hAnsi="Times New Roman" w:cs="Times New Roman"/>
+          <w:rFonts w:ascii="Times New Roman" w:hAnsi="Times New Roman"/>
           <w:b/>
           <w:bCs/>
           <w:i/>
           <w:iCs/>
           <w:color w:val="1F1F1F"/>
-          <w:sz w:val="24"/>
-          <w:szCs w:val="24"/>
         </w:rPr>
         <w:br/>
         <w:t>Me comprou, me restaurou</w:t>
       </w:r>
       <w:r>
         <w:rPr>
-          <w:rFonts w:ascii="Times New Roman" w:hAnsi="Times New Roman" w:cs="Times New Roman"/>
+          <w:rFonts w:ascii="Times New Roman" w:hAnsi="Times New Roman"/>
           <w:b/>
           <w:bCs/>
           <w:i/>
           <w:iCs/>
           <w:color w:val="1F1F1F"/>
-          <w:sz w:val="24"/>
-          <w:szCs w:val="24"/>
         </w:rPr>
         <w:br/>
         <w:t>Sem culpa então me tornou</w:t>
@@ -164,93 +116,73 @@
     </w:p>
     <w:p>
       <w:pPr>
-        <w:pStyle w:val="PargrafodaLista"/>
-        <w:numPr>
-          <w:ilvl w:val="0"/>
-          <w:numId w:val="1"/>
-        </w:numPr>
         <w:autoSpaceDE w:val="0"/>
         <w:autoSpaceDN w:val="0"/>
         <w:adjustRightInd w:val="0"/>
-        <w:spacing w:line="240" w:lineRule="auto"/>
-        <w:ind w:left="862" w:hanging="357"/>
-        <w:contextualSpacing w:val="0"/>
-        <w:rPr>
-          <w:rFonts w:ascii="Times New Roman" w:hAnsi="Times New Roman" w:cs="Times New Roman"/>
+        <w:rPr>
+          <w:rFonts w:ascii="Times New Roman" w:hAnsi="Times New Roman"/>
           <w:b/>
           <w:bCs/>
           <w:i/>
           <w:iCs/>
           <w:color w:val="1F1F1F"/>
-          <w:sz w:val="24"/>
-          <w:szCs w:val="24"/>
-        </w:rPr>
-      </w:pPr>
-      <w:r>
-        <w:rPr>
-          <w:rFonts w:ascii="Times New Roman" w:hAnsi="Times New Roman" w:cs="Times New Roman"/>
+        </w:rPr>
+      </w:pPr>
+      <w:r>
+        <w:rPr>
+          <w:rFonts w:ascii="Times New Roman" w:hAnsi="Times New Roman"/>
           <w:b/>
           <w:bCs/>
           <w:i/>
           <w:iCs/>
           <w:color w:val="1F1F1F"/>
-          <w:sz w:val="24"/>
-          <w:szCs w:val="24"/>
         </w:rPr>
         <w:t>O passado já não mais tem poder pois novo sou</w:t>
       </w:r>
       <w:r>
         <w:rPr>
-          <w:rFonts w:ascii="Times New Roman" w:hAnsi="Times New Roman" w:cs="Times New Roman"/>
+          <w:rFonts w:ascii="Times New Roman" w:hAnsi="Times New Roman"/>
           <w:b/>
           <w:bCs/>
           <w:i/>
           <w:iCs/>
           <w:color w:val="1F1F1F"/>
-          <w:sz w:val="24"/>
-          <w:szCs w:val="24"/>
         </w:rPr>
         <w:br/>
         <w:t>Nele vou viver, posso amar</w:t>
       </w:r>
       <w:r>
         <w:rPr>
-          <w:rFonts w:ascii="Times New Roman" w:hAnsi="Times New Roman" w:cs="Times New Roman"/>
+          <w:rFonts w:ascii="Times New Roman" w:hAnsi="Times New Roman"/>
           <w:b/>
           <w:bCs/>
           <w:i/>
           <w:iCs/>
           <w:color w:val="1F1F1F"/>
-          <w:sz w:val="24"/>
-          <w:szCs w:val="24"/>
         </w:rPr>
         <w:br/>
         <w:t xml:space="preserve">Toda morte e o sofrer </w:t>
       </w:r>
       <w:r>
         <w:rPr>
-          <w:rFonts w:ascii="Times New Roman" w:hAnsi="Times New Roman" w:cs="Times New Roman"/>
+          <w:rFonts w:ascii="Times New Roman" w:hAnsi="Times New Roman"/>
           <w:b/>
           <w:bCs/>
           <w:i/>
           <w:iCs/>
           <w:color w:val="1F1F1F"/>
-          <w:sz w:val="24"/>
-          <w:szCs w:val="24"/>
         </w:rPr>
         <w:br/>
         <w:t>Não me assustarão jamais</w:t>
       </w:r>
       <w:r>
         <w:rPr>
-          <w:rFonts w:ascii="Times New Roman" w:hAnsi="Times New Roman" w:cs="Times New Roman"/>
+          <w:rFonts w:ascii="Times New Roman" w:hAnsi="Times New Roman"/>
           <w:b/>
           <w:bCs/>
           <w:i/>
           <w:iCs/>
           <w:color w:val="1F1F1F"/>
-          <w:sz w:val="24"/>
-          <w:szCs w:val="24"/>
         </w:rPr>
         <w:br/>
         <w:t>Pois foi Ele quem venceu em meu lugar</w:t>
@@ -258,69 +190,49 @@
     </w:p>
     <w:p>
       <w:pPr>
-        <w:pStyle w:val="PargrafodaLista"/>
-        <w:numPr>
-          <w:ilvl w:val="0"/>
-          <w:numId w:val="1"/>
-        </w:numPr>
         <w:autoSpaceDE w:val="0"/>
         <w:autoSpaceDN w:val="0"/>
         <w:adjustRightInd w:val="0"/>
-        <w:spacing w:line="240" w:lineRule="auto"/>
-        <w:ind w:left="862" w:hanging="357"/>
-        <w:contextualSpacing w:val="0"/>
-        <w:rPr>
-          <w:rFonts w:ascii="Times New Roman" w:hAnsi="Times New Roman" w:cs="Times New Roman"/>
-          <w:color w:val="1F1F1F"/>
-          <w:sz w:val="24"/>
-          <w:szCs w:val="24"/>
-        </w:rPr>
-      </w:pPr>
-      <w:r>
-        <w:rPr>
-          <w:rFonts w:ascii="Times New Roman" w:hAnsi="Times New Roman" w:cs="Times New Roman"/>
-          <w:color w:val="1F1F1F"/>
-          <w:sz w:val="24"/>
-          <w:szCs w:val="24"/>
+        <w:rPr>
+          <w:rFonts w:ascii="Times New Roman" w:hAnsi="Times New Roman"/>
+          <w:color w:val="1F1F1F"/>
+        </w:rPr>
+      </w:pPr>
+      <w:r>
+        <w:rPr>
+          <w:rFonts w:ascii="Times New Roman" w:hAnsi="Times New Roman"/>
+          <w:color w:val="1F1F1F"/>
         </w:rPr>
         <w:t>Jesus Cristo Rei dos reis</w:t>
       </w:r>
       <w:r>
         <w:rPr>
-          <w:rFonts w:ascii="Times New Roman" w:hAnsi="Times New Roman" w:cs="Times New Roman"/>
-          <w:color w:val="1F1F1F"/>
-          <w:sz w:val="24"/>
-          <w:szCs w:val="24"/>
+          <w:rFonts w:ascii="Times New Roman" w:hAnsi="Times New Roman"/>
+          <w:color w:val="1F1F1F"/>
         </w:rPr>
         <w:br/>
         <w:t>Nos trouxe a redenção</w:t>
       </w:r>
       <w:r>
         <w:rPr>
-          <w:rFonts w:ascii="Times New Roman" w:hAnsi="Times New Roman" w:cs="Times New Roman"/>
-          <w:color w:val="1F1F1F"/>
-          <w:sz w:val="24"/>
-          <w:szCs w:val="24"/>
+          <w:rFonts w:ascii="Times New Roman" w:hAnsi="Times New Roman"/>
+          <w:color w:val="1F1F1F"/>
         </w:rPr>
         <w:br/>
         <w:t>A esperança retornou</w:t>
       </w:r>
       <w:r>
         <w:rPr>
-          <w:rFonts w:ascii="Times New Roman" w:hAnsi="Times New Roman" w:cs="Times New Roman"/>
-          <w:color w:val="1F1F1F"/>
-          <w:sz w:val="24"/>
-          <w:szCs w:val="24"/>
+          <w:rFonts w:ascii="Times New Roman" w:hAnsi="Times New Roman"/>
+          <w:color w:val="1F1F1F"/>
         </w:rPr>
         <w:br/>
       </w:r>
       <w:proofErr w:type="gramStart"/>
       <w:r>
         <w:rPr>
-          <w:rFonts w:ascii="Times New Roman" w:hAnsi="Times New Roman" w:cs="Times New Roman"/>
-          <w:color w:val="1F1F1F"/>
-          <w:sz w:val="24"/>
-          <w:szCs w:val="24"/>
+          <w:rFonts w:ascii="Times New Roman" w:hAnsi="Times New Roman"/>
+          <w:color w:val="1F1F1F"/>
         </w:rPr>
         <w:t>Graça e paz nos revelou</w:t>
       </w:r>
@@ -328,128 +240,104 @@
     </w:p>
     <w:p>
       <w:pPr>
-        <w:pStyle w:val="PargrafodaLista"/>
-        <w:numPr>
-          <w:ilvl w:val="0"/>
-          <w:numId w:val="1"/>
-        </w:numPr>
         <w:autoSpaceDE w:val="0"/>
         <w:autoSpaceDN w:val="0"/>
         <w:adjustRightInd w:val="0"/>
-        <w:spacing w:line="240" w:lineRule="auto"/>
-        <w:ind w:left="862" w:hanging="357"/>
-        <w:contextualSpacing w:val="0"/>
-        <w:rPr>
-          <w:rFonts w:ascii="Times New Roman" w:hAnsi="Times New Roman" w:cs="Times New Roman"/>
+        <w:rPr>
+          <w:rFonts w:ascii="Times New Roman" w:hAnsi="Times New Roman"/>
           <w:b/>
           <w:bCs/>
           <w:i/>
           <w:iCs/>
           <w:color w:val="1F1F1F"/>
-          <w:sz w:val="24"/>
-          <w:szCs w:val="24"/>
-        </w:rPr>
-      </w:pPr>
-      <w:r>
-        <w:rPr>
-          <w:rFonts w:ascii="Times New Roman" w:hAnsi="Times New Roman" w:cs="Times New Roman"/>
+        </w:rPr>
+      </w:pPr>
+      <w:r>
+        <w:rPr>
+          <w:rFonts w:ascii="Times New Roman" w:hAnsi="Times New Roman"/>
           <w:b/>
           <w:bCs/>
           <w:i/>
           <w:iCs/>
           <w:color w:val="1F1F1F"/>
-          <w:sz w:val="24"/>
-          <w:szCs w:val="24"/>
         </w:rPr>
         <w:t>[REFRÃO]</w:t>
       </w:r>
     </w:p>
     <w:p>
       <w:pPr>
-        <w:pStyle w:val="PargrafodaLista"/>
-        <w:numPr>
-          <w:ilvl w:val="0"/>
-          <w:numId w:val="1"/>
-        </w:numPr>
         <w:autoSpaceDE w:val="0"/>
         <w:autoSpaceDN w:val="0"/>
         <w:adjustRightInd w:val="0"/>
-        <w:spacing w:line="240" w:lineRule="auto"/>
-        <w:ind w:left="862" w:hanging="357"/>
-        <w:contextualSpacing w:val="0"/>
-        <w:rPr>
-          <w:rFonts w:ascii="Times New Roman" w:hAnsi="Times New Roman" w:cs="Times New Roman"/>
-          <w:color w:val="1F1F1F"/>
-          <w:sz w:val="24"/>
-          <w:szCs w:val="24"/>
-        </w:rPr>
-      </w:pPr>
-      <w:r>
-        <w:rPr>
-          <w:rFonts w:ascii="Times New Roman" w:hAnsi="Times New Roman" w:cs="Times New Roman"/>
-          <w:color w:val="1F1F1F"/>
-          <w:sz w:val="24"/>
-          <w:szCs w:val="24"/>
+        <w:rPr>
+          <w:rFonts w:ascii="Times New Roman" w:hAnsi="Times New Roman"/>
+          <w:color w:val="1F1F1F"/>
+        </w:rPr>
+      </w:pPr>
+      <w:r>
+        <w:rPr>
+          <w:rFonts w:ascii="Times New Roman" w:hAnsi="Times New Roman"/>
+          <w:color w:val="1F1F1F"/>
         </w:rPr>
         <w:t xml:space="preserve">Tudo entregar, vou me render, </w:t>
       </w:r>
       <w:r>
         <w:rPr>
-          <w:rFonts w:ascii="Times New Roman" w:hAnsi="Times New Roman" w:cs="Times New Roman"/>
-          <w:color w:val="1F1F1F"/>
-          <w:sz w:val="24"/>
-          <w:szCs w:val="24"/>
+          <w:rFonts w:ascii="Times New Roman" w:hAnsi="Times New Roman"/>
+          <w:color w:val="1F1F1F"/>
         </w:rPr>
         <w:br/>
         <w:t xml:space="preserve">Aos Seus pés vou me lançar... </w:t>
       </w:r>
       <w:r>
         <w:rPr>
-          <w:rFonts w:ascii="Times New Roman" w:hAnsi="Times New Roman" w:cs="Times New Roman"/>
-          <w:b/>
-          <w:bCs/>
-          <w:color w:val="1F1F1F"/>
-          <w:sz w:val="24"/>
-          <w:szCs w:val="24"/>
-        </w:rPr>
-        <w:t>[3X]</w:t>
+          <w:rFonts w:ascii="Times New Roman" w:hAnsi="Times New Roman"/>
+          <w:b/>
+          <w:bCs/>
+          <w:color w:val="1F1F1F"/>
+        </w:rPr>
+        <w:t>[3</w:t>
+      </w:r>
+      <w:r>
+        <w:rPr>
+          <w:rFonts w:ascii="Times New Roman" w:hAnsi="Times New Roman"/>
+          <w:b/>
+          <w:bCs/>
+          <w:color w:val="1F1F1F"/>
+        </w:rPr>
+        <w:t xml:space="preserve"> </w:t>
+      </w:r>
+      <w:r>
+        <w:rPr>
+          <w:rFonts w:ascii="Times New Roman" w:hAnsi="Times New Roman"/>
+          <w:b/>
+          <w:bCs/>
+          <w:color w:val="1F1F1F"/>
+        </w:rPr>
+        <w:t>X]</w:t>
       </w:r>
     </w:p>
     <w:p>
       <w:pPr>
-        <w:pStyle w:val="PargrafodaLista"/>
-        <w:numPr>
-          <w:ilvl w:val="0"/>
-          <w:numId w:val="1"/>
-        </w:numPr>
         <w:autoSpaceDE w:val="0"/>
         <w:autoSpaceDN w:val="0"/>
         <w:adjustRightInd w:val="0"/>
-        <w:spacing w:line="240" w:lineRule="auto"/>
-        <w:ind w:left="862" w:hanging="357"/>
-        <w:contextualSpacing w:val="0"/>
-        <w:rPr>
-          <w:rFonts w:ascii="Times New Roman" w:hAnsi="Times New Roman" w:cs="Times New Roman"/>
-          <w:color w:val="1F1F1F"/>
-          <w:sz w:val="24"/>
-          <w:szCs w:val="24"/>
-        </w:rPr>
-      </w:pPr>
-      <w:r>
-        <w:rPr>
-          <w:rFonts w:ascii="Times New Roman" w:hAnsi="Times New Roman" w:cs="Times New Roman"/>
-          <w:color w:val="1F1F1F"/>
-          <w:sz w:val="24"/>
-          <w:szCs w:val="24"/>
+        <w:rPr>
+          <w:rFonts w:ascii="Times New Roman" w:hAnsi="Times New Roman"/>
+          <w:color w:val="1F1F1F"/>
+        </w:rPr>
+      </w:pPr>
+      <w:r>
+        <w:rPr>
+          <w:rFonts w:ascii="Times New Roman" w:hAnsi="Times New Roman"/>
+          <w:color w:val="1F1F1F"/>
         </w:rPr>
         <w:t>O passado já não mais tem poder pois novo sou</w:t>
       </w:r>
       <w:r>
         <w:rPr>
-          <w:rFonts w:ascii="Times New Roman" w:hAnsi="Times New Roman" w:cs="Times New Roman"/>
-          <w:color w:val="1F1F1F"/>
-          <w:sz w:val="24"/>
-          <w:szCs w:val="24"/>
+          <w:rFonts w:ascii="Times New Roman" w:hAnsi="Times New Roman"/>
+          <w:color w:val="1F1F1F"/>
         </w:rPr>
         <w:br/>
         <w:t>Nele vou viver, posso amar</w:t>
@@ -457,49 +345,33 @@
     </w:p>
     <w:p>
       <w:pPr>
-        <w:pStyle w:val="PargrafodaLista"/>
-        <w:numPr>
-          <w:ilvl w:val="0"/>
-          <w:numId w:val="1"/>
-        </w:numPr>
         <w:autoSpaceDE w:val="0"/>
         <w:autoSpaceDN w:val="0"/>
         <w:adjustRightInd w:val="0"/>
-        <w:spacing w:line="240" w:lineRule="auto"/>
-        <w:ind w:left="862" w:hanging="357"/>
-        <w:contextualSpacing w:val="0"/>
-        <w:rPr>
-          <w:rFonts w:ascii="Times New Roman" w:hAnsi="Times New Roman" w:cs="Times New Roman"/>
-          <w:color w:val="1F1F1F"/>
-          <w:sz w:val="24"/>
-          <w:szCs w:val="24"/>
-        </w:rPr>
-      </w:pPr>
-      <w:r>
-        <w:rPr>
-          <w:rFonts w:ascii="Times New Roman" w:hAnsi="Times New Roman" w:cs="Times New Roman"/>
-          <w:color w:val="1F1F1F"/>
-          <w:sz w:val="24"/>
-          <w:szCs w:val="24"/>
+        <w:rPr>
+          <w:rFonts w:ascii="Times New Roman" w:hAnsi="Times New Roman"/>
+          <w:color w:val="1F1F1F"/>
+        </w:rPr>
+      </w:pPr>
+      <w:r>
+        <w:rPr>
+          <w:rFonts w:ascii="Times New Roman" w:hAnsi="Times New Roman"/>
+          <w:color w:val="1F1F1F"/>
         </w:rPr>
         <w:t xml:space="preserve">Toda morte e o sofrer </w:t>
       </w:r>
       <w:r>
         <w:rPr>
-          <w:rFonts w:ascii="Times New Roman" w:hAnsi="Times New Roman" w:cs="Times New Roman"/>
-          <w:color w:val="1F1F1F"/>
-          <w:sz w:val="24"/>
-          <w:szCs w:val="24"/>
+          <w:rFonts w:ascii="Times New Roman" w:hAnsi="Times New Roman"/>
+          <w:color w:val="1F1F1F"/>
         </w:rPr>
         <w:br/>
         <w:t>Não me assustarão jamais</w:t>
       </w:r>
       <w:r>
         <w:rPr>
-          <w:rFonts w:ascii="Times New Roman" w:hAnsi="Times New Roman" w:cs="Times New Roman"/>
-          <w:color w:val="1F1F1F"/>
-          <w:sz w:val="24"/>
-          <w:szCs w:val="24"/>
+          <w:rFonts w:ascii="Times New Roman" w:hAnsi="Times New Roman"/>
+          <w:color w:val="1F1F1F"/>
         </w:rPr>
         <w:br/>
         <w:t>Pois foi Ele quem venceu em meu lugar</w:t>
@@ -507,109 +379,87 @@
     </w:p>
     <w:p>
       <w:pPr>
-        <w:pStyle w:val="PargrafodaLista"/>
-        <w:numPr>
-          <w:ilvl w:val="0"/>
-          <w:numId w:val="1"/>
-        </w:numPr>
         <w:autoSpaceDE w:val="0"/>
         <w:autoSpaceDN w:val="0"/>
         <w:adjustRightInd w:val="0"/>
-        <w:spacing w:line="240" w:lineRule="auto"/>
-        <w:ind w:left="862" w:hanging="357"/>
-        <w:contextualSpacing w:val="0"/>
-        <w:rPr>
-          <w:rFonts w:ascii="Times New Roman" w:hAnsi="Times New Roman" w:cs="Times New Roman"/>
-          <w:color w:val="1F1F1F"/>
-          <w:sz w:val="24"/>
-          <w:szCs w:val="24"/>
-        </w:rPr>
-      </w:pPr>
-      <w:r>
-        <w:rPr>
-          <w:rFonts w:ascii="Times New Roman" w:hAnsi="Times New Roman" w:cs="Times New Roman"/>
-          <w:color w:val="1F1F1F"/>
-          <w:sz w:val="24"/>
-          <w:szCs w:val="24"/>
+        <w:rPr>
+          <w:rFonts w:ascii="Times New Roman" w:hAnsi="Times New Roman"/>
+          <w:color w:val="1F1F1F"/>
+        </w:rPr>
+      </w:pPr>
+      <w:r>
+        <w:rPr>
+          <w:rFonts w:ascii="Times New Roman" w:hAnsi="Times New Roman"/>
+          <w:color w:val="1F1F1F"/>
         </w:rPr>
         <w:t>Jesus Cristo Rei dos reis</w:t>
       </w:r>
       <w:r>
         <w:rPr>
-          <w:rFonts w:ascii="Times New Roman" w:hAnsi="Times New Roman" w:cs="Times New Roman"/>
-          <w:color w:val="1F1F1F"/>
-          <w:sz w:val="24"/>
-          <w:szCs w:val="24"/>
+          <w:rFonts w:ascii="Times New Roman" w:hAnsi="Times New Roman"/>
+          <w:color w:val="1F1F1F"/>
         </w:rPr>
         <w:br/>
         <w:t>Nos trouxe a redenção</w:t>
       </w:r>
       <w:r>
         <w:rPr>
-          <w:rFonts w:ascii="Times New Roman" w:hAnsi="Times New Roman" w:cs="Times New Roman"/>
-          <w:color w:val="1F1F1F"/>
-          <w:sz w:val="24"/>
-          <w:szCs w:val="24"/>
+          <w:rFonts w:ascii="Times New Roman" w:hAnsi="Times New Roman"/>
+          <w:color w:val="1F1F1F"/>
         </w:rPr>
         <w:br/>
         <w:t>A esperança retornou</w:t>
       </w:r>
       <w:r>
         <w:rPr>
-          <w:rFonts w:ascii="Times New Roman" w:hAnsi="Times New Roman" w:cs="Times New Roman"/>
-          <w:color w:val="1F1F1F"/>
-          <w:sz w:val="24"/>
-          <w:szCs w:val="24"/>
+          <w:rFonts w:ascii="Times New Roman" w:hAnsi="Times New Roman"/>
+          <w:color w:val="1F1F1F"/>
         </w:rPr>
         <w:br/>
       </w:r>
       <w:proofErr w:type="gramStart"/>
       <w:r>
         <w:rPr>
-          <w:rFonts w:ascii="Times New Roman" w:hAnsi="Times New Roman" w:cs="Times New Roman"/>
-          <w:color w:val="1F1F1F"/>
-          <w:sz w:val="24"/>
-          <w:szCs w:val="24"/>
+          <w:rFonts w:ascii="Times New Roman" w:hAnsi="Times New Roman"/>
+          <w:color w:val="1F1F1F"/>
         </w:rPr>
         <w:t>Graça e paz nos revelou</w:t>
       </w:r>
       <w:proofErr w:type="gramEnd"/>
       <w:r>
         <w:rPr>
-          <w:rFonts w:ascii="Times New Roman" w:hAnsi="Times New Roman" w:cs="Times New Roman"/>
-          <w:color w:val="1F1F1F"/>
-          <w:sz w:val="24"/>
-          <w:szCs w:val="24"/>
+          <w:rFonts w:ascii="Times New Roman" w:hAnsi="Times New Roman"/>
+          <w:color w:val="1F1F1F"/>
         </w:rPr>
         <w:t xml:space="preserve">. </w:t>
       </w:r>
       <w:r>
         <w:rPr>
-          <w:rFonts w:ascii="Times New Roman" w:hAnsi="Times New Roman" w:cs="Times New Roman"/>
-          <w:b/>
-          <w:bCs/>
-          <w:color w:val="1F1F1F"/>
-          <w:sz w:val="24"/>
-          <w:szCs w:val="24"/>
-        </w:rPr>
-        <w:t>[2X]</w:t>
-      </w:r>
-      <w:r>
-        <w:rPr>
-          <w:rFonts w:ascii="Times New Roman" w:hAnsi="Times New Roman" w:cs="Times New Roman"/>
-          <w:color w:val="1F1F1F"/>
-          <w:sz w:val="24"/>
-          <w:szCs w:val="24"/>
-        </w:rPr>
-        <w:br/>
-      </w:r>
-    </w:p>
-    <w:p>
-      <w:pPr>
-        <w:rPr>
-          <w:rFonts w:ascii="Times New Roman" w:hAnsi="Times New Roman"/>
-        </w:rPr>
-      </w:pPr>
+          <w:rFonts w:ascii="Times New Roman" w:hAnsi="Times New Roman"/>
+          <w:b/>
+          <w:bCs/>
+          <w:color w:val="1F1F1F"/>
+        </w:rPr>
+        <w:t>[2</w:t>
+      </w:r>
+      <w:r>
+        <w:rPr>
+          <w:rFonts w:ascii="Times New Roman" w:hAnsi="Times New Roman"/>
+          <w:b/>
+          <w:bCs/>
+          <w:color w:val="1F1F1F"/>
+        </w:rPr>
+        <w:t xml:space="preserve"> </w:t>
+      </w:r>
+      <w:r>
+        <w:rPr>
+          <w:rFonts w:ascii="Times New Roman" w:hAnsi="Times New Roman"/>
+          <w:b/>
+          <w:bCs/>
+          <w:color w:val="1F1F1F"/>
+        </w:rPr>
+        <w:t>X]</w:t>
+      </w:r>
     </w:p>
     <w:sectPr>
       <w:pgSz w:w="11906" w:h="16838"/>
